--- a/en/discovery-articles/2.2 The Telescope.docx
+++ b/en/discovery-articles/2.2 The Telescope.docx
@@ -43,7 +43,7 @@
           <w:i/>
           <w:sz w:val="22"/>
         </w:rPr>
-        <w:t>Period: 1608 (first patent, Netherlands); 1609 (Galileo's astronomical use) | Key figure(s): Hans Lipperhey (inventor, Netherlands); Galileo Galilei (first systematic astronomical use)</w:t>
+        <w:t>Period: 1608 (first patent, Netherlands); 1609 (Galileo's astronomical use) | Key figure(s): Hans Lippershey (inventor, Netherlands); Galileo Galilei (first systematic astronomical use)</w:t>
       </w:r>
     </w:p>
     <w:p>
@@ -200,7 +200,7 @@
           <w:i w:val="0"/>
           <w:sz w:val="22"/>
         </w:rPr>
-        <w:t>The first practical spyglasses appeared in the Netherlands around 1608. Hans Lippershey is often named because he sought a patent; other spectacle-makers were close behind. Galileo Galilei heard of the device in 1609, ground better lenses, and pointed the tube at the Moon and planets. He did not invent the idea of magnification, but he made the telescope a scientific tool.</w:t>
+        <w:t>The first practical spyglasses appeared in the Netherlands around 1608. Hans Lippershey (also spelled Lipperhey) is often named because he sought a patent; other spectacle-makers were close behind. Galileo Galilei heard of the device in 1609, ground better lenses, and pointed the tube at the Moon and planets. He did not invent the idea of magnification, but he made the telescope a scientific tool.</w:t>
       </w:r>
     </w:p>
     <w:p>

--- a/en/discovery-articles/2.2 The Telescope.docx
+++ b/en/discovery-articles/2.2 The Telescope.docx
@@ -346,7 +346,7 @@
           <w:color w:val="004E8C"/>
           <w:sz w:val="24"/>
         </w:rPr>
-        <w:t>C. Institutional and encyclopedic sources</w:t>
+        <w:t>Institutional and encyclopedic sources</w:t>
       </w:r>
     </w:p>
     <w:p>
@@ -427,7 +427,7 @@
           <w:color w:val="004E8C"/>
           <w:sz w:val="24"/>
         </w:rPr>
-        <w:t>D. Museum, archive, and library resources</w:t>
+        <w:t>Museum, archive, and library resources</w:t>
       </w:r>
     </w:p>
     <w:p>
@@ -475,7 +475,7 @@
           <w:color w:val="004E8C"/>
           <w:sz w:val="24"/>
         </w:rPr>
-        <w:t>G. Space agencies, laboratories, and scientific organisations</w:t>
+        <w:t>Space agencies, laboratories, and scientific organisations</w:t>
       </w:r>
     </w:p>
     <w:p>
